--- a/DOC/10-2_履歷_陳紹寬_填.docx
+++ b/DOC/10-2_履歷_陳紹寬_填.docx
@@ -97,7 +97,7 @@
     </w:p>
     <w:tbl>
       <w:tblPr>
-        <w:tblW w:w="0" w:type="auto"/>
+        <w:tblW w:w="10773" w:type="dxa"/>
         <w:tblInd w:w="28" w:type="dxa"/>
         <w:tblBorders>
           <w:top w:val="single" w:sz="4" w:space="0" w:color="auto"/>
@@ -114,12 +114,12 @@
         <w:tblLook w:val="0000" w:firstRow="0" w:lastRow="0" w:firstColumn="0" w:lastColumn="0" w:noHBand="0" w:noVBand="0"/>
       </w:tblPr>
       <w:tblGrid>
-        <w:gridCol w:w="1828"/>
-        <w:gridCol w:w="3417"/>
-        <w:gridCol w:w="1105"/>
-        <w:gridCol w:w="596"/>
-        <w:gridCol w:w="1951"/>
-        <w:gridCol w:w="1597"/>
+        <w:gridCol w:w="1769"/>
+        <w:gridCol w:w="2995"/>
+        <w:gridCol w:w="1229"/>
+        <w:gridCol w:w="593"/>
+        <w:gridCol w:w="1778"/>
+        <w:gridCol w:w="2409"/>
       </w:tblGrid>
       <w:tr>
         <w:trPr>
@@ -128,7 +128,7 @@
         </w:trPr>
         <w:tc>
           <w:tcPr>
-            <w:tcW w:w="1828" w:type="dxa"/>
+            <w:tcW w:w="1769" w:type="dxa"/>
           </w:tcPr>
           <w:p>
             <w:pPr>
@@ -156,7 +156,7 @@
         </w:tc>
         <w:tc>
           <w:tcPr>
-            <w:tcW w:w="0" w:type="auto"/>
+            <w:tcW w:w="9004" w:type="dxa"/>
             <w:gridSpan w:val="5"/>
           </w:tcPr>
           <w:p>
@@ -194,7 +194,7 @@
       <w:tr>
         <w:tc>
           <w:tcPr>
-            <w:tcW w:w="1828" w:type="dxa"/>
+            <w:tcW w:w="1769" w:type="dxa"/>
           </w:tcPr>
           <w:p>
             <w:pPr>
@@ -222,12 +222,12 @@
         </w:tc>
         <w:tc>
           <w:tcPr>
-            <w:tcW w:w="3417" w:type="dxa"/>
-          </w:tcPr>
-          <w:p>
-            <w:pPr>
-              <w:rPr>
-                <w:rFonts w:ascii="標楷體" w:eastAsia="標楷體" w:hint="eastAsia"/>
+            <w:tcW w:w="2995" w:type="dxa"/>
+          </w:tcPr>
+          <w:p>
+            <w:pPr>
+              <w:rPr>
+                <w:rFonts w:ascii="標楷體" w:eastAsia="標楷體"/>
                 <w:sz w:val="28"/>
               </w:rPr>
             </w:pPr>
@@ -242,7 +242,7 @@
         </w:tc>
         <w:tc>
           <w:tcPr>
-            <w:tcW w:w="1105" w:type="dxa"/>
+            <w:tcW w:w="1229" w:type="dxa"/>
           </w:tcPr>
           <w:p>
             <w:pPr>
@@ -263,7 +263,7 @@
         </w:tc>
         <w:tc>
           <w:tcPr>
-            <w:tcW w:w="596" w:type="dxa"/>
+            <w:tcW w:w="593" w:type="dxa"/>
           </w:tcPr>
           <w:p>
             <w:pPr>
@@ -284,37 +284,51 @@
         </w:tc>
         <w:tc>
           <w:tcPr>
-            <w:tcW w:w="1951" w:type="dxa"/>
-          </w:tcPr>
-          <w:p>
-            <w:pPr>
-              <w:jc w:val="center"/>
-              <w:rPr>
-                <w:rFonts w:ascii="標楷體" w:eastAsia="標楷體"/>
-                <w:sz w:val="28"/>
-              </w:rPr>
-            </w:pPr>
-            <w:r>
-              <w:rPr>
-                <w:rFonts w:ascii="標楷體" w:eastAsia="標楷體" w:hint="eastAsia"/>
-                <w:sz w:val="28"/>
-              </w:rPr>
-              <w:t>`出生年月日</w:t>
-            </w:r>
-          </w:p>
-        </w:tc>
-        <w:tc>
-          <w:tcPr>
-            <w:tcW w:w="0" w:type="auto"/>
-          </w:tcPr>
-          <w:p>
-            <w:pPr>
-              <w:jc w:val="center"/>
-              <w:rPr>
-                <w:rFonts w:ascii="標楷體" w:eastAsia="標楷體"/>
-                <w:sz w:val="28"/>
-              </w:rPr>
-            </w:pPr>
+            <w:tcW w:w="1778" w:type="dxa"/>
+          </w:tcPr>
+          <w:p>
+            <w:pPr>
+              <w:jc w:val="center"/>
+              <w:rPr>
+                <w:rFonts w:ascii="標楷體" w:eastAsia="標楷體"/>
+                <w:sz w:val="28"/>
+              </w:rPr>
+            </w:pPr>
+            <w:r>
+              <w:rPr>
+                <w:rFonts w:ascii="標楷體" w:eastAsia="標楷體" w:hint="eastAsia"/>
+                <w:sz w:val="28"/>
+              </w:rPr>
+              <w:t>出生年月日</w:t>
+            </w:r>
+          </w:p>
+        </w:tc>
+        <w:tc>
+          <w:tcPr>
+            <w:tcW w:w="2409" w:type="dxa"/>
+          </w:tcPr>
+          <w:p>
+            <w:pPr>
+              <w:jc w:val="center"/>
+              <w:rPr>
+                <w:rFonts w:ascii="標楷體" w:eastAsia="標楷體"/>
+                <w:sz w:val="28"/>
+              </w:rPr>
+            </w:pPr>
+            <w:r>
+              <w:rPr>
+                <w:rFonts w:ascii="標楷體" w:eastAsia="標楷體" w:hint="eastAsia"/>
+                <w:sz w:val="28"/>
+              </w:rPr>
+              <w:t>1957</w:t>
+            </w:r>
+            <w:r>
+              <w:rPr>
+                <w:rFonts w:ascii="標楷體" w:eastAsia="標楷體"/>
+                <w:sz w:val="28"/>
+              </w:rPr>
+              <w:t>/01/01</w:t>
+            </w:r>
           </w:p>
         </w:tc>
       </w:tr>
@@ -324,7 +338,7 @@
         </w:trPr>
         <w:tc>
           <w:tcPr>
-            <w:tcW w:w="10494" w:type="dxa"/>
+            <w:tcW w:w="10773" w:type="dxa"/>
             <w:gridSpan w:val="6"/>
           </w:tcPr>
           <w:p>
@@ -372,7 +386,7 @@
         </w:trPr>
         <w:tc>
           <w:tcPr>
-            <w:tcW w:w="5245" w:type="dxa"/>
+            <w:tcW w:w="4764" w:type="dxa"/>
             <w:gridSpan w:val="2"/>
           </w:tcPr>
           <w:p>
@@ -436,7 +450,7 @@
         </w:tc>
         <w:tc>
           <w:tcPr>
-            <w:tcW w:w="1105" w:type="dxa"/>
+            <w:tcW w:w="1229" w:type="dxa"/>
           </w:tcPr>
           <w:p>
             <w:pPr>
@@ -471,7 +485,7 @@
         </w:tc>
         <w:tc>
           <w:tcPr>
-            <w:tcW w:w="2547" w:type="dxa"/>
+            <w:tcW w:w="2371" w:type="dxa"/>
             <w:gridSpan w:val="2"/>
           </w:tcPr>
           <w:p>
@@ -535,7 +549,7 @@
         </w:tc>
         <w:tc>
           <w:tcPr>
-            <w:tcW w:w="0" w:type="auto"/>
+            <w:tcW w:w="2409" w:type="dxa"/>
           </w:tcPr>
           <w:p>
             <w:pPr>
@@ -604,7 +618,7 @@
         </w:trPr>
         <w:tc>
           <w:tcPr>
-            <w:tcW w:w="5245" w:type="dxa"/>
+            <w:tcW w:w="4764" w:type="dxa"/>
             <w:gridSpan w:val="2"/>
           </w:tcPr>
           <w:p>
@@ -615,25 +629,39 @@
                 <w:sz w:val="28"/>
               </w:rPr>
             </w:pPr>
-          </w:p>
-        </w:tc>
-        <w:tc>
-          <w:tcPr>
-            <w:tcW w:w="1105" w:type="dxa"/>
-          </w:tcPr>
-          <w:p>
-            <w:pPr>
-              <w:jc w:val="center"/>
-              <w:rPr>
-                <w:rFonts w:ascii="標楷體" w:eastAsia="標楷體"/>
-                <w:sz w:val="28"/>
-              </w:rPr>
-            </w:pPr>
-          </w:p>
-        </w:tc>
-        <w:tc>
-          <w:tcPr>
-            <w:tcW w:w="2547" w:type="dxa"/>
+            <w:r>
+              <w:rPr>
+                <w:rFonts w:ascii="標楷體" w:eastAsia="標楷體" w:hint="eastAsia"/>
+                <w:sz w:val="28"/>
+              </w:rPr>
+              <w:t>私立中國醫藥大學 醫學院</w:t>
+            </w:r>
+          </w:p>
+        </w:tc>
+        <w:tc>
+          <w:tcPr>
+            <w:tcW w:w="1229" w:type="dxa"/>
+          </w:tcPr>
+          <w:p>
+            <w:pPr>
+              <w:jc w:val="center"/>
+              <w:rPr>
+                <w:rFonts w:ascii="標楷體" w:eastAsia="標楷體"/>
+                <w:sz w:val="28"/>
+              </w:rPr>
+            </w:pPr>
+            <w:r>
+              <w:rPr>
+                <w:rFonts w:ascii="標楷體" w:eastAsia="標楷體" w:hint="eastAsia"/>
+                <w:sz w:val="28"/>
+              </w:rPr>
+              <w:t>學士</w:t>
+            </w:r>
+          </w:p>
+        </w:tc>
+        <w:tc>
+          <w:tcPr>
+            <w:tcW w:w="2371" w:type="dxa"/>
             <w:gridSpan w:val="2"/>
           </w:tcPr>
           <w:p>
@@ -644,20 +672,34 @@
                 <w:sz w:val="28"/>
               </w:rPr>
             </w:pPr>
-          </w:p>
-        </w:tc>
-        <w:tc>
-          <w:tcPr>
-            <w:tcW w:w="0" w:type="auto"/>
-          </w:tcPr>
-          <w:p>
-            <w:pPr>
-              <w:jc w:val="center"/>
-              <w:rPr>
-                <w:rFonts w:ascii="標楷體" w:eastAsia="標楷體"/>
-                <w:sz w:val="28"/>
-              </w:rPr>
-            </w:pPr>
+            <w:r>
+              <w:rPr>
+                <w:rFonts w:ascii="標楷體" w:eastAsia="標楷體" w:hint="eastAsia"/>
+                <w:sz w:val="28"/>
+              </w:rPr>
+              <w:t>1982/09~1988/06</w:t>
+            </w:r>
+          </w:p>
+        </w:tc>
+        <w:tc>
+          <w:tcPr>
+            <w:tcW w:w="2409" w:type="dxa"/>
+          </w:tcPr>
+          <w:p>
+            <w:pPr>
+              <w:jc w:val="center"/>
+              <w:rPr>
+                <w:rFonts w:ascii="標楷體" w:eastAsia="標楷體"/>
+                <w:sz w:val="28"/>
+              </w:rPr>
+            </w:pPr>
+            <w:r>
+              <w:rPr>
+                <w:rFonts w:ascii="標楷體" w:eastAsia="標楷體" w:hint="eastAsia"/>
+                <w:sz w:val="28"/>
+              </w:rPr>
+              <w:t>醫學</w:t>
+            </w:r>
           </w:p>
         </w:tc>
       </w:tr>
@@ -667,7 +709,7 @@
         </w:trPr>
         <w:tc>
           <w:tcPr>
-            <w:tcW w:w="5245" w:type="dxa"/>
+            <w:tcW w:w="4764" w:type="dxa"/>
             <w:gridSpan w:val="2"/>
           </w:tcPr>
           <w:p>
@@ -678,25 +720,40 @@
                 <w:sz w:val="28"/>
               </w:rPr>
             </w:pPr>
-          </w:p>
-        </w:tc>
-        <w:tc>
-          <w:tcPr>
-            <w:tcW w:w="1105" w:type="dxa"/>
-          </w:tcPr>
-          <w:p>
-            <w:pPr>
-              <w:jc w:val="center"/>
-              <w:rPr>
-                <w:rFonts w:ascii="標楷體" w:eastAsia="標楷體"/>
-                <w:sz w:val="28"/>
-              </w:rPr>
-            </w:pPr>
-          </w:p>
-        </w:tc>
-        <w:tc>
-          <w:tcPr>
-            <w:tcW w:w="2547" w:type="dxa"/>
+            <w:r>
+              <w:rPr>
+                <w:rFonts w:ascii="標楷體" w:eastAsia="標楷體" w:hint="eastAsia"/>
+                <w:sz w:val="28"/>
+              </w:rPr>
+              <w:t>國立中央大學 機械研究所</w:t>
+            </w:r>
+          </w:p>
+        </w:tc>
+        <w:tc>
+          <w:tcPr>
+            <w:tcW w:w="1229" w:type="dxa"/>
+          </w:tcPr>
+          <w:p>
+            <w:pPr>
+              <w:ind w:hanging="1"/>
+              <w:jc w:val="center"/>
+              <w:rPr>
+                <w:rFonts w:ascii="標楷體" w:eastAsia="標楷體"/>
+                <w:sz w:val="28"/>
+              </w:rPr>
+            </w:pPr>
+            <w:r>
+              <w:rPr>
+                <w:rFonts w:ascii="標楷體" w:eastAsia="標楷體" w:hint="eastAsia"/>
+                <w:sz w:val="28"/>
+              </w:rPr>
+              <w:t>工程博士</w:t>
+            </w:r>
+          </w:p>
+        </w:tc>
+        <w:tc>
+          <w:tcPr>
+            <w:tcW w:w="2371" w:type="dxa"/>
             <w:gridSpan w:val="2"/>
           </w:tcPr>
           <w:p>
@@ -707,22 +764,34 @@
                 <w:sz w:val="28"/>
               </w:rPr>
             </w:pPr>
-          </w:p>
-        </w:tc>
-        <w:tc>
-          <w:tcPr>
-            <w:tcW w:w="0" w:type="auto"/>
-          </w:tcPr>
-          <w:p>
-            <w:pPr>
-              <w:spacing w:line="320" w:lineRule="exact"/>
-              <w:ind w:right="26"/>
+            <w:r>
+              <w:rPr>
+                <w:rFonts w:ascii="標楷體" w:eastAsia="標楷體" w:hint="eastAsia"/>
+                <w:sz w:val="28"/>
+              </w:rPr>
+              <w:t>2006/09~2014/06</w:t>
+            </w:r>
+          </w:p>
+        </w:tc>
+        <w:tc>
+          <w:tcPr>
+            <w:tcW w:w="2409" w:type="dxa"/>
+          </w:tcPr>
+          <w:p>
+            <w:pPr>
               <w:jc w:val="center"/>
               <w:rPr>
                 <w:rFonts w:ascii="標楷體" w:eastAsia="標楷體" w:hAnsi="標楷體"/>
                 <w:sz w:val="28"/>
               </w:rPr>
             </w:pPr>
+            <w:r>
+              <w:rPr>
+                <w:rFonts w:ascii="標楷體" w:eastAsia="標楷體" w:hint="eastAsia"/>
+                <w:sz w:val="28"/>
+              </w:rPr>
+              <w:t>機械工程</w:t>
+            </w:r>
           </w:p>
         </w:tc>
       </w:tr>
@@ -732,60 +801,59 @@
         </w:trPr>
         <w:tc>
           <w:tcPr>
-            <w:tcW w:w="5245" w:type="dxa"/>
-            <w:gridSpan w:val="2"/>
-          </w:tcPr>
-          <w:p>
-            <w:pPr>
-              <w:jc w:val="center"/>
-              <w:rPr>
-                <w:rFonts w:ascii="標楷體" w:eastAsia="標楷體"/>
-                <w:sz w:val="28"/>
-              </w:rPr>
-            </w:pPr>
-          </w:p>
-        </w:tc>
-        <w:tc>
-          <w:tcPr>
-            <w:tcW w:w="1105" w:type="dxa"/>
-          </w:tcPr>
-          <w:p>
-            <w:pPr>
-              <w:jc w:val="center"/>
-              <w:rPr>
-                <w:rFonts w:ascii="標楷體" w:eastAsia="標楷體"/>
-                <w:sz w:val="28"/>
-              </w:rPr>
-            </w:pPr>
-          </w:p>
-        </w:tc>
-        <w:tc>
-          <w:tcPr>
-            <w:tcW w:w="2547" w:type="dxa"/>
-            <w:gridSpan w:val="2"/>
-          </w:tcPr>
-          <w:p>
-            <w:pPr>
-              <w:jc w:val="center"/>
-              <w:rPr>
-                <w:rFonts w:ascii="標楷體" w:eastAsia="標楷體"/>
-                <w:sz w:val="28"/>
-              </w:rPr>
-            </w:pPr>
-          </w:p>
-        </w:tc>
-        <w:tc>
-          <w:tcPr>
-            <w:tcW w:w="0" w:type="auto"/>
-          </w:tcPr>
-          <w:p>
-            <w:pPr>
-              <w:jc w:val="center"/>
-              <w:rPr>
-                <w:rFonts w:ascii="標楷體" w:eastAsia="標楷體"/>
-                <w:sz w:val="28"/>
-              </w:rPr>
-            </w:pPr>
+            <w:tcW w:w="10773" w:type="dxa"/>
+            <w:gridSpan w:val="6"/>
+          </w:tcPr>
+          <w:p>
+            <w:pPr>
+              <w:jc w:val="center"/>
+              <w:rPr>
+                <w:rFonts w:ascii="標楷體" w:eastAsia="標楷體"/>
+                <w:sz w:val="28"/>
+              </w:rPr>
+            </w:pPr>
+            <w:r>
+              <w:rPr>
+                <w:rFonts w:ascii="標楷體" w:eastAsia="標楷體" w:hint="eastAsia"/>
+                <w:sz w:val="28"/>
+              </w:rPr>
+              <w:t>經歷</w:t>
+            </w:r>
+            <w:r>
+              <w:rPr>
+                <w:rFonts w:ascii="標楷體" w:eastAsia="標楷體"/>
+                <w:sz w:val="28"/>
+              </w:rPr>
+              <w:t>(</w:t>
+            </w:r>
+            <w:r>
+              <w:rPr>
+                <w:rFonts w:ascii="標楷體" w:eastAsia="標楷體" w:hint="eastAsia"/>
+                <w:sz w:val="28"/>
+              </w:rPr>
+              <w:t>請按服務時間先後順序填繕</w:t>
+            </w:r>
+            <w:r>
+              <w:rPr>
+                <w:rFonts w:ascii="標楷體" w:eastAsia="標楷體"/>
+                <w:sz w:val="28"/>
+              </w:rPr>
+              <w:t>,</w:t>
+            </w:r>
+            <w:r>
+              <w:rPr>
+                <w:rFonts w:ascii="標楷體" w:eastAsia="標楷體" w:hint="eastAsia"/>
+                <w:sz w:val="28"/>
+              </w:rPr>
+              <w:t>與現提計劃有關者尤請詳填</w:t>
+            </w:r>
+            <w:r>
+              <w:rPr>
+                <w:rFonts w:ascii="標楷體" w:eastAsia="標楷體"/>
+                <w:sz w:val="28"/>
+              </w:rPr>
+              <w:t>)</w:t>
+            </w:r>
           </w:p>
         </w:tc>
       </w:tr>
@@ -795,58 +863,206 @@
         </w:trPr>
         <w:tc>
           <w:tcPr>
-            <w:tcW w:w="10494" w:type="dxa"/>
-            <w:gridSpan w:val="6"/>
-          </w:tcPr>
-          <w:p>
-            <w:pPr>
-              <w:jc w:val="center"/>
-              <w:rPr>
-                <w:rFonts w:ascii="標楷體" w:eastAsia="標楷體"/>
-                <w:sz w:val="28"/>
-              </w:rPr>
-            </w:pPr>
-            <w:r>
-              <w:rPr>
-                <w:rFonts w:ascii="標楷體" w:eastAsia="標楷體" w:hint="eastAsia"/>
-                <w:sz w:val="28"/>
-              </w:rPr>
-              <w:t>經歷</w:t>
-            </w:r>
-            <w:r>
-              <w:rPr>
-                <w:rFonts w:ascii="標楷體" w:eastAsia="標楷體"/>
-                <w:sz w:val="28"/>
-              </w:rPr>
-              <w:t>(</w:t>
-            </w:r>
-            <w:r>
-              <w:rPr>
-                <w:rFonts w:ascii="標楷體" w:eastAsia="標楷體" w:hint="eastAsia"/>
-                <w:sz w:val="28"/>
-              </w:rPr>
-              <w:t>請按服務時間先後順序填繕</w:t>
-            </w:r>
-            <w:r>
-              <w:rPr>
-                <w:rFonts w:ascii="標楷體" w:eastAsia="標楷體"/>
-                <w:sz w:val="28"/>
-              </w:rPr>
-              <w:t>,</w:t>
-            </w:r>
-            <w:r>
-              <w:rPr>
-                <w:rFonts w:ascii="標楷體" w:eastAsia="標楷體" w:hint="eastAsia"/>
-                <w:sz w:val="28"/>
-              </w:rPr>
-              <w:t>與現提計劃有關者尤請詳填</w:t>
-            </w:r>
-            <w:r>
-              <w:rPr>
-                <w:rFonts w:ascii="標楷體" w:eastAsia="標楷體"/>
-                <w:sz w:val="28"/>
-              </w:rPr>
-              <w:t>)</w:t>
+            <w:tcW w:w="5993" w:type="dxa"/>
+            <w:gridSpan w:val="3"/>
+          </w:tcPr>
+          <w:p>
+            <w:pPr>
+              <w:jc w:val="center"/>
+              <w:rPr>
+                <w:rFonts w:ascii="標楷體" w:eastAsia="標楷體"/>
+                <w:sz w:val="28"/>
+              </w:rPr>
+            </w:pPr>
+            <w:r>
+              <w:rPr>
+                <w:rFonts w:ascii="標楷體" w:eastAsia="標楷體" w:hint="eastAsia"/>
+                <w:sz w:val="28"/>
+              </w:rPr>
+              <w:t>服</w:t>
+            </w:r>
+            <w:r>
+              <w:rPr>
+                <w:rFonts w:ascii="標楷體" w:eastAsia="標楷體"/>
+                <w:sz w:val="28"/>
+              </w:rPr>
+              <w:t xml:space="preserve"> </w:t>
+            </w:r>
+            <w:r>
+              <w:rPr>
+                <w:rFonts w:ascii="標楷體" w:eastAsia="標楷體" w:hint="eastAsia"/>
+                <w:sz w:val="28"/>
+              </w:rPr>
+              <w:t>務</w:t>
+            </w:r>
+            <w:r>
+              <w:rPr>
+                <w:rFonts w:ascii="標楷體" w:eastAsia="標楷體"/>
+                <w:sz w:val="28"/>
+              </w:rPr>
+              <w:t xml:space="preserve"> </w:t>
+            </w:r>
+            <w:r>
+              <w:rPr>
+                <w:rFonts w:ascii="標楷體" w:eastAsia="標楷體" w:hint="eastAsia"/>
+                <w:sz w:val="28"/>
+              </w:rPr>
+              <w:t>機</w:t>
+            </w:r>
+            <w:r>
+              <w:rPr>
+                <w:rFonts w:ascii="標楷體" w:eastAsia="標楷體"/>
+                <w:sz w:val="28"/>
+              </w:rPr>
+              <w:t xml:space="preserve"> </w:t>
+            </w:r>
+            <w:r>
+              <w:rPr>
+                <w:rFonts w:ascii="標楷體" w:eastAsia="標楷體" w:hint="eastAsia"/>
+                <w:sz w:val="28"/>
+              </w:rPr>
+              <w:t>關</w:t>
+            </w:r>
+            <w:r>
+              <w:rPr>
+                <w:rFonts w:ascii="標楷體" w:eastAsia="標楷體"/>
+                <w:sz w:val="28"/>
+              </w:rPr>
+              <w:t xml:space="preserve"> </w:t>
+            </w:r>
+            <w:r>
+              <w:rPr>
+                <w:rFonts w:ascii="標楷體" w:eastAsia="標楷體" w:hint="eastAsia"/>
+                <w:sz w:val="28"/>
+              </w:rPr>
+              <w:t>及</w:t>
+            </w:r>
+            <w:r>
+              <w:rPr>
+                <w:rFonts w:ascii="標楷體" w:eastAsia="標楷體"/>
+                <w:sz w:val="28"/>
+              </w:rPr>
+              <w:t xml:space="preserve"> </w:t>
+            </w:r>
+            <w:r>
+              <w:rPr>
+                <w:rFonts w:ascii="標楷體" w:eastAsia="標楷體" w:hint="eastAsia"/>
+                <w:sz w:val="28"/>
+              </w:rPr>
+              <w:t>單</w:t>
+            </w:r>
+            <w:r>
+              <w:rPr>
+                <w:rFonts w:ascii="標楷體" w:eastAsia="標楷體"/>
+                <w:sz w:val="28"/>
+              </w:rPr>
+              <w:t xml:space="preserve"> </w:t>
+            </w:r>
+            <w:r>
+              <w:rPr>
+                <w:rFonts w:ascii="標楷體" w:eastAsia="標楷體" w:hint="eastAsia"/>
+                <w:sz w:val="28"/>
+              </w:rPr>
+              <w:t>位</w:t>
+            </w:r>
+          </w:p>
+        </w:tc>
+        <w:tc>
+          <w:tcPr>
+            <w:tcW w:w="2371" w:type="dxa"/>
+            <w:gridSpan w:val="2"/>
+          </w:tcPr>
+          <w:p>
+            <w:pPr>
+              <w:jc w:val="center"/>
+              <w:rPr>
+                <w:rFonts w:ascii="標楷體" w:eastAsia="標楷體"/>
+                <w:sz w:val="28"/>
+              </w:rPr>
+            </w:pPr>
+            <w:r>
+              <w:rPr>
+                <w:rFonts w:ascii="標楷體" w:eastAsia="標楷體" w:hint="eastAsia"/>
+                <w:sz w:val="28"/>
+              </w:rPr>
+              <w:t>職</w:t>
+            </w:r>
+            <w:r>
+              <w:rPr>
+                <w:rFonts w:ascii="標楷體" w:eastAsia="標楷體"/>
+                <w:sz w:val="28"/>
+              </w:rPr>
+              <w:t xml:space="preserve">    </w:t>
+            </w:r>
+            <w:r>
+              <w:rPr>
+                <w:rFonts w:ascii="標楷體" w:eastAsia="標楷體" w:hint="eastAsia"/>
+                <w:sz w:val="28"/>
+              </w:rPr>
+              <w:t>稱</w:t>
+            </w:r>
+          </w:p>
+        </w:tc>
+        <w:tc>
+          <w:tcPr>
+            <w:tcW w:w="2409" w:type="dxa"/>
+          </w:tcPr>
+          <w:p>
+            <w:pPr>
+              <w:jc w:val="center"/>
+              <w:rPr>
+                <w:rFonts w:ascii="標楷體" w:eastAsia="標楷體"/>
+                <w:sz w:val="28"/>
+              </w:rPr>
+            </w:pPr>
+            <w:r>
+              <w:rPr>
+                <w:rFonts w:ascii="標楷體" w:eastAsia="標楷體" w:hint="eastAsia"/>
+                <w:sz w:val="28"/>
+              </w:rPr>
+              <w:t>起</w:t>
+            </w:r>
+            <w:r>
+              <w:rPr>
+                <w:rFonts w:ascii="標楷體" w:eastAsia="標楷體"/>
+                <w:sz w:val="28"/>
+              </w:rPr>
+              <w:t xml:space="preserve"> </w:t>
+            </w:r>
+            <w:r>
+              <w:rPr>
+                <w:rFonts w:ascii="標楷體" w:eastAsia="標楷體" w:hint="eastAsia"/>
+                <w:sz w:val="28"/>
+              </w:rPr>
+              <w:t>迄</w:t>
+            </w:r>
+            <w:r>
+              <w:rPr>
+                <w:rFonts w:ascii="標楷體" w:eastAsia="標楷體"/>
+                <w:sz w:val="28"/>
+              </w:rPr>
+              <w:t xml:space="preserve"> </w:t>
+            </w:r>
+            <w:r>
+              <w:rPr>
+                <w:rFonts w:ascii="標楷體" w:eastAsia="標楷體" w:hint="eastAsia"/>
+                <w:sz w:val="28"/>
+              </w:rPr>
+              <w:t>年</w:t>
+            </w:r>
+            <w:r>
+              <w:rPr>
+                <w:rFonts w:ascii="標楷體" w:eastAsia="標楷體"/>
+                <w:sz w:val="28"/>
+              </w:rPr>
+              <w:t xml:space="preserve"> </w:t>
+            </w:r>
+            <w:r>
+              <w:rPr>
+                <w:rFonts w:ascii="標楷體" w:eastAsia="標楷體" w:hint="eastAsia"/>
+                <w:sz w:val="28"/>
+              </w:rPr>
+              <w:t>月</w:t>
             </w:r>
           </w:p>
         </w:tc>
@@ -857,27 +1073,26 @@
         </w:trPr>
         <w:tc>
           <w:tcPr>
-            <w:tcW w:w="6350" w:type="dxa"/>
+            <w:tcW w:w="5993" w:type="dxa"/>
             <w:gridSpan w:val="3"/>
           </w:tcPr>
           <w:p>
             <w:pPr>
-              <w:jc w:val="center"/>
-              <w:rPr>
-                <w:rFonts w:ascii="標楷體" w:eastAsia="標楷體"/>
-                <w:sz w:val="28"/>
-              </w:rPr>
-            </w:pPr>
-            <w:r>
-              <w:rPr>
-                <w:rFonts w:ascii="標楷體" w:eastAsia="標楷體" w:hint="eastAsia"/>
-                <w:sz w:val="28"/>
-              </w:rPr>
-              <w:t>服</w:t>
-            </w:r>
-            <w:r>
-              <w:rPr>
-                <w:rFonts w:ascii="標楷體" w:eastAsia="標楷體"/>
+              <w:rPr>
+                <w:rFonts w:ascii="標楷體" w:eastAsia="標楷體"/>
+                <w:sz w:val="28"/>
+              </w:rPr>
+            </w:pPr>
+            <w:r>
+              <w:rPr>
+                <w:rFonts w:ascii="標楷體" w:eastAsia="標楷體" w:hint="eastAsia"/>
+                <w:sz w:val="28"/>
+              </w:rPr>
+              <w:t>現任：</w:t>
+            </w:r>
+            <w:r>
+              <w:rPr>
+                <w:rFonts w:ascii="標楷體" w:eastAsia="標楷體" w:hint="eastAsia"/>
                 <w:sz w:val="28"/>
               </w:rPr>
               <w:t xml:space="preserve"> </w:t>
@@ -887,83 +1102,13 @@
                 <w:rFonts w:ascii="標楷體" w:eastAsia="標楷體" w:hint="eastAsia"/>
                 <w:sz w:val="28"/>
               </w:rPr>
-              <w:t>務</w:t>
-            </w:r>
-            <w:r>
-              <w:rPr>
-                <w:rFonts w:ascii="標楷體" w:eastAsia="標楷體"/>
-                <w:sz w:val="28"/>
-              </w:rPr>
-              <w:t xml:space="preserve"> </w:t>
-            </w:r>
-            <w:r>
-              <w:rPr>
-                <w:rFonts w:ascii="標楷體" w:eastAsia="標楷體" w:hint="eastAsia"/>
-                <w:sz w:val="28"/>
-              </w:rPr>
-              <w:t>機</w:t>
-            </w:r>
-            <w:r>
-              <w:rPr>
-                <w:rFonts w:ascii="標楷體" w:eastAsia="標楷體"/>
-                <w:sz w:val="28"/>
-              </w:rPr>
-              <w:t xml:space="preserve"> </w:t>
-            </w:r>
-            <w:r>
-              <w:rPr>
-                <w:rFonts w:ascii="標楷體" w:eastAsia="標楷體" w:hint="eastAsia"/>
-                <w:sz w:val="28"/>
-              </w:rPr>
-              <w:t>關</w:t>
-            </w:r>
-            <w:r>
-              <w:rPr>
-                <w:rFonts w:ascii="標楷體" w:eastAsia="標楷體"/>
-                <w:sz w:val="28"/>
-              </w:rPr>
-              <w:t xml:space="preserve"> </w:t>
-            </w:r>
-            <w:r>
-              <w:rPr>
-                <w:rFonts w:ascii="標楷體" w:eastAsia="標楷體" w:hint="eastAsia"/>
-                <w:sz w:val="28"/>
-              </w:rPr>
-              <w:t>及</w:t>
-            </w:r>
-            <w:r>
-              <w:rPr>
-                <w:rFonts w:ascii="標楷體" w:eastAsia="標楷體"/>
-                <w:sz w:val="28"/>
-              </w:rPr>
-              <w:t xml:space="preserve"> </w:t>
-            </w:r>
-            <w:r>
-              <w:rPr>
-                <w:rFonts w:ascii="標楷體" w:eastAsia="標楷體" w:hint="eastAsia"/>
-                <w:sz w:val="28"/>
-              </w:rPr>
-              <w:t>單</w:t>
-            </w:r>
-            <w:r>
-              <w:rPr>
-                <w:rFonts w:ascii="標楷體" w:eastAsia="標楷體"/>
-                <w:sz w:val="28"/>
-              </w:rPr>
-              <w:t xml:space="preserve"> </w:t>
-            </w:r>
-            <w:r>
-              <w:rPr>
-                <w:rFonts w:ascii="標楷體" w:eastAsia="標楷體" w:hint="eastAsia"/>
-                <w:sz w:val="28"/>
-              </w:rPr>
-              <w:t>位</w:t>
-            </w:r>
-          </w:p>
-        </w:tc>
-        <w:tc>
-          <w:tcPr>
-            <w:tcW w:w="2547" w:type="dxa"/>
+              <w:t>汐止國泰醫院 外科部 泌尿科</w:t>
+            </w:r>
+          </w:p>
+        </w:tc>
+        <w:tc>
+          <w:tcPr>
+            <w:tcW w:w="2371" w:type="dxa"/>
             <w:gridSpan w:val="2"/>
           </w:tcPr>
           <w:p>
@@ -979,273 +1124,29 @@
                 <w:rFonts w:ascii="標楷體" w:eastAsia="標楷體" w:hint="eastAsia"/>
                 <w:sz w:val="28"/>
               </w:rPr>
-              <w:t>職</w:t>
-            </w:r>
-            <w:r>
-              <w:rPr>
-                <w:rFonts w:ascii="標楷體" w:eastAsia="標楷體"/>
-                <w:sz w:val="28"/>
-              </w:rPr>
-              <w:t xml:space="preserve">    </w:t>
-            </w:r>
-            <w:r>
-              <w:rPr>
-                <w:rFonts w:ascii="標楷體" w:eastAsia="標楷體" w:hint="eastAsia"/>
-                <w:sz w:val="28"/>
-              </w:rPr>
-              <w:t>稱</w:t>
-            </w:r>
-          </w:p>
-        </w:tc>
-        <w:tc>
-          <w:tcPr>
-            <w:tcW w:w="0" w:type="auto"/>
-          </w:tcPr>
-          <w:p>
-            <w:pPr>
-              <w:jc w:val="center"/>
-              <w:rPr>
-                <w:rFonts w:ascii="標楷體" w:eastAsia="標楷體"/>
-                <w:sz w:val="28"/>
-              </w:rPr>
-            </w:pPr>
-            <w:r>
-              <w:rPr>
-                <w:rFonts w:ascii="標楷體" w:eastAsia="標楷體" w:hint="eastAsia"/>
-                <w:sz w:val="28"/>
-              </w:rPr>
-              <w:t>起</w:t>
-            </w:r>
-            <w:r>
-              <w:rPr>
-                <w:rFonts w:ascii="標楷體" w:eastAsia="標楷體"/>
-                <w:sz w:val="28"/>
-              </w:rPr>
-              <w:t xml:space="preserve"> </w:t>
-            </w:r>
-            <w:r>
-              <w:rPr>
-                <w:rFonts w:ascii="標楷體" w:eastAsia="標楷體" w:hint="eastAsia"/>
-                <w:sz w:val="28"/>
-              </w:rPr>
-              <w:t>迄</w:t>
-            </w:r>
-            <w:r>
-              <w:rPr>
-                <w:rFonts w:ascii="標楷體" w:eastAsia="標楷體"/>
-                <w:sz w:val="28"/>
-              </w:rPr>
-              <w:t xml:space="preserve"> </w:t>
-            </w:r>
-            <w:r>
-              <w:rPr>
-                <w:rFonts w:ascii="標楷體" w:eastAsia="標楷體" w:hint="eastAsia"/>
-                <w:sz w:val="28"/>
-              </w:rPr>
-              <w:t>年</w:t>
-            </w:r>
-            <w:r>
-              <w:rPr>
-                <w:rFonts w:ascii="標楷體" w:eastAsia="標楷體"/>
-                <w:sz w:val="28"/>
-              </w:rPr>
-              <w:t xml:space="preserve"> </w:t>
-            </w:r>
-            <w:r>
-              <w:rPr>
-                <w:rFonts w:ascii="標楷體" w:eastAsia="標楷體" w:hint="eastAsia"/>
-                <w:sz w:val="28"/>
-              </w:rPr>
-              <w:t>月</w:t>
-            </w:r>
-          </w:p>
-        </w:tc>
-      </w:tr>
-      <w:tr>
-        <w:trPr>
-          <w:cantSplit/>
-        </w:trPr>
-        <w:tc>
-          <w:tcPr>
-            <w:tcW w:w="6350" w:type="dxa"/>
-            <w:gridSpan w:val="3"/>
-          </w:tcPr>
-          <w:p>
-            <w:pPr>
-              <w:rPr>
-                <w:rFonts w:ascii="標楷體" w:eastAsia="標楷體"/>
-                <w:sz w:val="28"/>
-              </w:rPr>
-            </w:pPr>
-            <w:r>
-              <w:rPr>
-                <w:rFonts w:ascii="標楷體" w:eastAsia="標楷體" w:hint="eastAsia"/>
-                <w:sz w:val="28"/>
-              </w:rPr>
-              <w:t xml:space="preserve">現任：汐止國泰綜合醫院 </w:t>
-            </w:r>
-            <w:r>
-              <w:rPr>
-                <w:rFonts w:ascii="標楷體" w:eastAsia="標楷體" w:hint="eastAsia"/>
-                <w:sz w:val="28"/>
-              </w:rPr>
-              <w:t xml:space="preserve">外科部 </w:t>
-            </w:r>
-            <w:r>
-              <w:rPr>
-                <w:rFonts w:ascii="標楷體" w:eastAsia="標楷體" w:hint="eastAsia"/>
-                <w:sz w:val="28"/>
-              </w:rPr>
-              <w:t>泌尿科</w:t>
-            </w:r>
-            <w:r>
-              <w:rPr>
-                <w:rFonts w:ascii="標楷體" w:eastAsia="標楷體" w:hint="eastAsia"/>
-                <w:sz w:val="28"/>
-              </w:rPr>
-              <w:t xml:space="preserve"> </w:t>
-            </w:r>
-          </w:p>
-        </w:tc>
-        <w:tc>
-          <w:tcPr>
-            <w:tcW w:w="2547" w:type="dxa"/>
-            <w:gridSpan w:val="2"/>
-          </w:tcPr>
-          <w:p>
-            <w:pPr>
-              <w:jc w:val="center"/>
-              <w:rPr>
-                <w:rFonts w:ascii="標楷體" w:eastAsia="標楷體"/>
-                <w:sz w:val="28"/>
-              </w:rPr>
-            </w:pPr>
-          </w:p>
-        </w:tc>
-        <w:tc>
-          <w:tcPr>
-            <w:tcW w:w="0" w:type="auto"/>
-          </w:tcPr>
-          <w:p>
-            <w:pPr>
-              <w:jc w:val="center"/>
-              <w:rPr>
-                <w:rFonts w:ascii="標楷體" w:eastAsia="標楷體"/>
-                <w:sz w:val="28"/>
-              </w:rPr>
-            </w:pPr>
-          </w:p>
-        </w:tc>
-      </w:tr>
-      <w:tr>
-        <w:trPr>
-          <w:cantSplit/>
-        </w:trPr>
-        <w:tc>
-          <w:tcPr>
-            <w:tcW w:w="6350" w:type="dxa"/>
-            <w:gridSpan w:val="3"/>
-          </w:tcPr>
-          <w:p>
-            <w:pPr>
-              <w:rPr>
-                <w:rFonts w:ascii="標楷體" w:eastAsia="標楷體"/>
-                <w:sz w:val="28"/>
-              </w:rPr>
-            </w:pPr>
-            <w:r>
-              <w:rPr>
-                <w:rFonts w:ascii="標楷體" w:eastAsia="標楷體" w:hint="eastAsia"/>
-                <w:sz w:val="28"/>
-              </w:rPr>
-              <w:t>曾任</w:t>
-            </w:r>
-            <w:r>
-              <w:rPr>
-                <w:rFonts w:ascii="標楷體" w:eastAsia="標楷體"/>
-                <w:sz w:val="28"/>
-              </w:rPr>
-              <w:t>:</w:t>
-            </w:r>
-          </w:p>
-        </w:tc>
-        <w:tc>
-          <w:tcPr>
-            <w:tcW w:w="2547" w:type="dxa"/>
-            <w:gridSpan w:val="2"/>
-          </w:tcPr>
-          <w:p>
-            <w:pPr>
-              <w:jc w:val="center"/>
-              <w:rPr>
-                <w:rFonts w:ascii="標楷體" w:eastAsia="標楷體"/>
-                <w:sz w:val="28"/>
-              </w:rPr>
-            </w:pPr>
-          </w:p>
-        </w:tc>
-        <w:tc>
-          <w:tcPr>
-            <w:tcW w:w="0" w:type="auto"/>
-          </w:tcPr>
-          <w:p>
-            <w:pPr>
-              <w:jc w:val="center"/>
-              <w:rPr>
-                <w:rFonts w:ascii="標楷體" w:eastAsia="標楷體"/>
-                <w:sz w:val="28"/>
-              </w:rPr>
-            </w:pPr>
-          </w:p>
-        </w:tc>
-      </w:tr>
-      <w:tr>
-        <w:trPr>
-          <w:cantSplit/>
-          <w:trHeight w:val="711"/>
-        </w:trPr>
-        <w:tc>
-          <w:tcPr>
-            <w:tcW w:w="6350" w:type="dxa"/>
-            <w:gridSpan w:val="3"/>
-          </w:tcPr>
-          <w:p>
-            <w:pPr>
-              <w:ind w:firstLineChars="250" w:firstLine="700"/>
-              <w:rPr>
-                <w:rFonts w:ascii="標楷體" w:eastAsia="標楷體"/>
-                <w:sz w:val="28"/>
-              </w:rPr>
-            </w:pPr>
-          </w:p>
-        </w:tc>
-        <w:tc>
-          <w:tcPr>
-            <w:tcW w:w="2547" w:type="dxa"/>
-            <w:gridSpan w:val="2"/>
-          </w:tcPr>
-          <w:p>
-            <w:pPr>
-              <w:jc w:val="center"/>
-              <w:rPr>
-                <w:rFonts w:ascii="標楷體" w:eastAsia="標楷體"/>
-                <w:sz w:val="28"/>
-              </w:rPr>
-            </w:pPr>
-          </w:p>
-        </w:tc>
-        <w:tc>
-          <w:tcPr>
-            <w:tcW w:w="0" w:type="auto"/>
-          </w:tcPr>
-          <w:p>
-            <w:pPr>
-              <w:jc w:val="center"/>
-              <w:rPr>
-                <w:rFonts w:ascii="標楷體" w:eastAsia="標楷體"/>
-                <w:sz w:val="28"/>
-              </w:rPr>
-            </w:pPr>
+              <w:t>主治醫師</w:t>
+            </w:r>
+          </w:p>
+        </w:tc>
+        <w:tc>
+          <w:tcPr>
+            <w:tcW w:w="2409" w:type="dxa"/>
+          </w:tcPr>
+          <w:p>
+            <w:pPr>
+              <w:jc w:val="center"/>
+              <w:rPr>
+                <w:rFonts w:ascii="標楷體" w:eastAsia="標楷體"/>
+                <w:sz w:val="28"/>
+              </w:rPr>
+            </w:pPr>
+            <w:r>
+              <w:rPr>
+                <w:rFonts w:ascii="標楷體" w:eastAsia="標楷體" w:hint="eastAsia"/>
+                <w:sz w:val="28"/>
+              </w:rPr>
+              <w:t>1988/10~仍在職</w:t>
+            </w:r>
           </w:p>
         </w:tc>
       </w:tr>
@@ -1256,202 +1157,52 @@
         </w:trPr>
         <w:tc>
           <w:tcPr>
-            <w:tcW w:w="6350" w:type="dxa"/>
-            <w:gridSpan w:val="3"/>
-          </w:tcPr>
-          <w:p>
-            <w:pPr>
-              <w:jc w:val="center"/>
-              <w:rPr>
-                <w:rFonts w:ascii="標楷體" w:eastAsia="標楷體"/>
-                <w:sz w:val="28"/>
-              </w:rPr>
-            </w:pPr>
-            <w:r>
-              <w:rPr>
-                <w:rFonts w:ascii="標楷體" w:eastAsia="標楷體"/>
-                <w:sz w:val="28"/>
-              </w:rPr>
-              <w:t>近五年相關著作及研究報告名稱:(如不敷填寫請另紙繕附)</w:t>
-            </w:r>
-          </w:p>
-        </w:tc>
-        <w:tc>
-          <w:tcPr>
-            <w:tcW w:w="2547" w:type="dxa"/>
-            <w:gridSpan w:val="2"/>
-          </w:tcPr>
-          <w:p>
-            <w:pPr>
-              <w:jc w:val="center"/>
-              <w:rPr>
-                <w:rFonts w:ascii="標楷體" w:eastAsia="標楷體"/>
-                <w:sz w:val="28"/>
-              </w:rPr>
-            </w:pPr>
-          </w:p>
-        </w:tc>
-        <w:tc>
-          <w:tcPr>
-            <w:tcW w:w="0" w:type="auto"/>
-          </w:tcPr>
-          <w:p>
-            <w:pPr>
-              <w:jc w:val="center"/>
-              <w:rPr>
-                <w:rFonts w:ascii="標楷體" w:eastAsia="標楷體"/>
-                <w:sz w:val="28"/>
-              </w:rPr>
-            </w:pPr>
+            <w:tcW w:w="10773" w:type="dxa"/>
+            <w:gridSpan w:val="6"/>
+          </w:tcPr>
+          <w:p>
+            <w:pPr>
+              <w:jc w:val="center"/>
+              <w:rPr>
+                <w:rFonts w:ascii="標楷體" w:eastAsia="標楷體"/>
+                <w:sz w:val="28"/>
+              </w:rPr>
+            </w:pPr>
+            <w:r>
+              <w:rPr>
+                <w:rFonts w:ascii="標楷體" w:eastAsia="標楷體"/>
+                <w:sz w:val="28"/>
+              </w:rPr>
+              <w:t>近五年相關著作及研究報告名稱:</w:t>
+            </w:r>
           </w:p>
         </w:tc>
       </w:tr>
       <w:tr>
         <w:trPr>
           <w:cantSplit/>
+          <w:trHeight w:val="2591"/>
         </w:trPr>
         <w:tc>
           <w:tcPr>
-            <w:tcW w:w="6350" w:type="dxa"/>
-            <w:gridSpan w:val="3"/>
-            <w:tcBorders>
-              <w:bottom w:val="single" w:sz="4" w:space="0" w:color="auto"/>
-            </w:tcBorders>
-          </w:tcPr>
-          <w:p>
-            <w:pPr>
-              <w:rPr>
-                <w:rFonts w:ascii="標楷體" w:eastAsia="標楷體"/>
-                <w:sz w:val="28"/>
-              </w:rPr>
-            </w:pPr>
-          </w:p>
-        </w:tc>
-        <w:tc>
-          <w:tcPr>
-            <w:tcW w:w="2547" w:type="dxa"/>
-            <w:gridSpan w:val="2"/>
-          </w:tcPr>
-          <w:p>
-            <w:pPr>
-              <w:jc w:val="center"/>
-              <w:rPr>
-                <w:rFonts w:ascii="標楷體" w:eastAsia="標楷體"/>
-                <w:sz w:val="28"/>
-              </w:rPr>
-            </w:pPr>
-          </w:p>
-        </w:tc>
-        <w:tc>
-          <w:tcPr>
-            <w:tcW w:w="0" w:type="auto"/>
-          </w:tcPr>
-          <w:p>
-            <w:pPr>
-              <w:jc w:val="center"/>
-              <w:rPr>
-                <w:rFonts w:ascii="標楷體" w:eastAsia="標楷體"/>
-                <w:sz w:val="28"/>
-              </w:rPr>
-            </w:pPr>
-          </w:p>
-        </w:tc>
-      </w:tr>
-      <w:tr>
-        <w:trPr>
-          <w:cantSplit/>
-        </w:trPr>
-        <w:tc>
-          <w:tcPr>
-            <w:tcW w:w="6350" w:type="dxa"/>
-            <w:gridSpan w:val="3"/>
-          </w:tcPr>
-          <w:p>
-            <w:pPr>
-              <w:rPr>
-                <w:rFonts w:ascii="標楷體" w:eastAsia="標楷體"/>
-                <w:sz w:val="28"/>
-              </w:rPr>
-            </w:pPr>
-          </w:p>
-        </w:tc>
-        <w:tc>
-          <w:tcPr>
-            <w:tcW w:w="2547" w:type="dxa"/>
-            <w:gridSpan w:val="2"/>
-          </w:tcPr>
-          <w:p>
-            <w:pPr>
-              <w:jc w:val="center"/>
-              <w:rPr>
-                <w:rFonts w:ascii="標楷體" w:eastAsia="標楷體"/>
-                <w:sz w:val="28"/>
-              </w:rPr>
-            </w:pPr>
-          </w:p>
-        </w:tc>
-        <w:tc>
-          <w:tcPr>
-            <w:tcW w:w="0" w:type="auto"/>
-          </w:tcPr>
-          <w:p>
-            <w:pPr>
-              <w:jc w:val="center"/>
-              <w:rPr>
-                <w:rFonts w:ascii="標楷體" w:eastAsia="標楷體"/>
-                <w:sz w:val="28"/>
-              </w:rPr>
-            </w:pPr>
-          </w:p>
-        </w:tc>
-      </w:tr>
-      <w:tr>
-        <w:trPr>
-          <w:cantSplit/>
-          <w:trHeight w:val="1131"/>
-        </w:trPr>
-        <w:tc>
-          <w:tcPr>
-            <w:tcW w:w="6350" w:type="dxa"/>
-            <w:gridSpan w:val="3"/>
-          </w:tcPr>
-          <w:p>
-            <w:pPr>
-              <w:jc w:val="center"/>
-              <w:rPr>
-                <w:rFonts w:ascii="標楷體" w:eastAsia="標楷體"/>
-                <w:sz w:val="28"/>
-              </w:rPr>
-            </w:pPr>
-          </w:p>
-        </w:tc>
-        <w:tc>
-          <w:tcPr>
-            <w:tcW w:w="2547" w:type="dxa"/>
-            <w:gridSpan w:val="2"/>
-          </w:tcPr>
-          <w:p>
-            <w:pPr>
-              <w:jc w:val="center"/>
-              <w:rPr>
-                <w:rFonts w:ascii="標楷體" w:eastAsia="標楷體"/>
-                <w:sz w:val="28"/>
-              </w:rPr>
-            </w:pPr>
-          </w:p>
-        </w:tc>
-        <w:tc>
-          <w:tcPr>
-            <w:tcW w:w="0" w:type="auto"/>
-          </w:tcPr>
-          <w:p>
-            <w:pPr>
-              <w:jc w:val="center"/>
-              <w:rPr>
-                <w:rFonts w:ascii="標楷體" w:eastAsia="標楷體"/>
-                <w:sz w:val="28"/>
-              </w:rPr>
-            </w:pPr>
+            <w:tcW w:w="10773" w:type="dxa"/>
+            <w:gridSpan w:val="6"/>
+          </w:tcPr>
+          <w:p>
+            <w:pPr>
+              <w:jc w:val="center"/>
+              <w:rPr>
+                <w:rFonts w:ascii="標楷體" w:eastAsia="標楷體"/>
+                <w:sz w:val="28"/>
+              </w:rPr>
+            </w:pPr>
+            <w:r>
+              <w:rPr>
+                <w:rFonts w:ascii="標楷體" w:eastAsia="標楷體" w:hint="eastAsia"/>
+                <w:sz w:val="28"/>
+              </w:rPr>
+              <w:t>【本次投稿】A Large Epidermoid Cyst of the Pelvic Floor Mimicking Rectal Malignancy: A Case Report，Journal of the Formosan Medical Association（Under Review）</w:t>
+            </w:r>
           </w:p>
         </w:tc>
       </w:tr>
@@ -1912,6 +1663,7 @@
   <w:style w:type="character" w:default="1" w:styleId="a0">
     <w:name w:val="Default Paragraph Font"/>
     <w:uiPriority w:val="1"/>
+    <w:semiHidden/>
     <w:unhideWhenUsed/>
   </w:style>
   <w:style w:type="table" w:default="1" w:styleId="a1">
